--- a/pr-preview/pr-142/chapters/summary-tracked-changes.docx
+++ b/pr-preview/pr-142/chapters/summary-tracked-changes.docx
@@ -26,7 +26,7 @@
       </w:pPr>
       <w:ins w:id="2" w:author="PR Preview" w:date="2026-01-01T00:00:00Z">
         <w:r>
-          <w:t xml:space="preserve">Last modified: 2026-10-08 21:52:00 (PDT)</w:t>
+          <w:t xml:space="preserve">Last modified: 2026-10-08 22:06:13 (PDT)</w:t>
         </w:r>
       </w:ins>
     </w:p>
@@ -202,7 +202,7 @@
         <w:t xml:space="preserve">Follow its link for the reasons and the exceptions.</w:t>
       </w:r>
     </w:p>
-    <w:bookmarkStart w:id="21" w:name="terms-and-notation"/>
+    <w:bookmarkStart w:id="23" w:name="terms-and-notation"/>
     <w:p>
       <w:pPr>
         <w:pStyle w:val="Heading2"/>
@@ -422,6 +422,60 @@
         </w:numPr>
       </w:pPr>
       <w:hyperlink r:id="rId17">
+        <w:ins w:id="7" w:author="PR Preview" w:date="2026-01-01T00:00:00Z">
+          <w:r>
+            <w:rPr>
+              <w:rStyle w:val="Hyperlink"/>
+            </w:rPr>
+            <w:t xml:space="preserve">Show why you need a result before you derive it</w:t>
+          </w:r>
+        </w:ins>
+      </w:hyperlink>
+      <w:ins w:id="8" w:author="PR Preview" w:date="2026-01-01T00:00:00Z">
+        <w:r>
+          <w:t xml:space="preserve">,</w:t>
+        </w:r>
+      </w:ins>
+      <w:ins w:id="9" w:author="PR Preview" w:date="2026-01-01T00:00:00Z">
+        <w:r>
+          <w:t xml:space="preserve"> </w:t>
+        </w:r>
+      </w:ins>
+      <w:ins w:id="10" w:author="PR Preview" w:date="2026-01-01T00:00:00Z">
+        <w:r>
+          <w:t xml:space="preserve">and</w:t>
+        </w:r>
+      </w:ins>
+      <w:ins w:id="11" w:author="PR Preview" w:date="2026-01-01T00:00:00Z">
+        <w:r>
+          <w:t xml:space="preserve"> </w:t>
+        </w:r>
+      </w:ins>
+      <w:hyperlink r:id="rId18">
+        <w:ins w:id="12" w:author="PR Preview" w:date="2026-01-01T00:00:00Z">
+          <w:r>
+            <w:rPr>
+              <w:rStyle w:val="Hyperlink"/>
+            </w:rPr>
+            <w:t xml:space="preserve">color each result where it is used</w:t>
+          </w:r>
+        </w:ins>
+      </w:hyperlink>
+      <w:ins w:id="13" w:author="PR Preview" w:date="2026-01-01T00:00:00Z">
+        <w:r>
+          <w:t xml:space="preserve">.</w:t>
+        </w:r>
+      </w:ins>
+    </w:p>
+    <w:p>
+      <w:pPr>
+        <w:pStyle w:val="Compact"/>
+        <w:numPr>
+          <w:ilvl w:val="0"/>
+          <w:numId w:val="1001"/>
+        </w:numPr>
+      </w:pPr>
+      <w:hyperlink r:id="rId19">
         <w:r>
           <w:rPr>
             <w:rStyle w:val="Hyperlink"/>
@@ -441,7 +495,7 @@
           <w:numId w:val="1001"/>
         </w:numPr>
       </w:pPr>
-      <w:hyperlink r:id="rId18">
+      <w:hyperlink r:id="rId20">
         <w:r>
           <w:rPr>
             <w:rStyle w:val="Hyperlink"/>
@@ -467,7 +521,7 @@
           <w:numId w:val="1001"/>
         </w:numPr>
       </w:pPr>
-      <w:hyperlink r:id="rId19">
+      <w:hyperlink r:id="rId21">
         <w:r>
           <w:rPr>
             <w:rStyle w:val="Hyperlink"/>
@@ -487,7 +541,7 @@
           <w:numId w:val="1001"/>
         </w:numPr>
       </w:pPr>
-      <w:hyperlink r:id="rId20">
+      <w:hyperlink r:id="rId22">
         <w:r>
           <w:rPr>
             <w:rStyle w:val="Hyperlink"/>
@@ -505,8 +559,8 @@
         <w:t xml:space="preserve">such as the limits of a sum.</w:t>
       </w:r>
     </w:p>
-    <w:bookmarkEnd w:id="21"/>
-    <w:bookmarkStart w:id="30" w:name="claims-and-evidence"/>
+    <w:bookmarkEnd w:id="23"/>
+    <w:bookmarkStart w:id="32" w:name="claims-and-evidence"/>
     <w:p>
       <w:pPr>
         <w:pStyle w:val="Heading2"/>
@@ -523,7 +577,7 @@
           <w:numId w:val="1002"/>
         </w:numPr>
       </w:pPr>
-      <w:hyperlink r:id="rId22">
+      <w:hyperlink r:id="rId24">
         <w:r>
           <w:rPr>
             <w:rStyle w:val="Hyperlink"/>
@@ -546,7 +600,7 @@
           <w:numId w:val="1002"/>
         </w:numPr>
       </w:pPr>
-      <w:hyperlink r:id="rId23">
+      <w:hyperlink r:id="rId25">
         <w:r>
           <w:rPr>
             <w:rStyle w:val="Hyperlink"/>
@@ -581,7 +635,7 @@
           <w:numId w:val="1002"/>
         </w:numPr>
       </w:pPr>
-      <w:hyperlink r:id="rId24">
+      <w:hyperlink r:id="rId26">
         <w:r>
           <w:rPr>
             <w:rStyle w:val="Hyperlink"/>
@@ -598,7 +652,7 @@
       <w:r>
         <w:t xml:space="preserve"> </w:t>
       </w:r>
-      <w:hyperlink r:id="rId25">
+      <w:hyperlink r:id="rId27">
         <w:r>
           <w:rPr>
             <w:rStyle w:val="Hyperlink"/>
@@ -618,7 +672,7 @@
           <w:numId w:val="1002"/>
         </w:numPr>
       </w:pPr>
-      <w:hyperlink r:id="rId26">
+      <w:hyperlink r:id="rId28">
         <w:r>
           <w:rPr>
             <w:rStyle w:val="Hyperlink"/>
@@ -644,7 +698,7 @@
           <w:numId w:val="1002"/>
         </w:numPr>
       </w:pPr>
-      <w:hyperlink r:id="rId27">
+      <w:hyperlink r:id="rId29">
         <w:r>
           <w:rPr>
             <w:rStyle w:val="Hyperlink"/>
@@ -667,7 +721,7 @@
           <w:numId w:val="1002"/>
         </w:numPr>
       </w:pPr>
-      <w:hyperlink r:id="rId28">
+      <w:hyperlink r:id="rId30">
         <w:r>
           <w:rPr>
             <w:rStyle w:val="Hyperlink"/>
@@ -690,7 +744,7 @@
           <w:numId w:val="1002"/>
         </w:numPr>
       </w:pPr>
-      <w:hyperlink r:id="rId29">
+      <w:hyperlink r:id="rId31">
         <w:r>
           <w:rPr>
             <w:rStyle w:val="Hyperlink"/>
@@ -708,8 +762,8 @@
         <w:t xml:space="preserve">name the topic, not its author, in headings and sentences.</w:t>
       </w:r>
     </w:p>
-    <w:bookmarkEnd w:id="30"/>
-    <w:bookmarkStart w:id="38" w:name="papers"/>
+    <w:bookmarkEnd w:id="32"/>
+    <w:bookmarkStart w:id="40" w:name="papers"/>
     <w:p>
       <w:pPr>
         <w:pStyle w:val="Heading2"/>
@@ -726,7 +780,7 @@
           <w:numId w:val="1003"/>
         </w:numPr>
       </w:pPr>
-      <w:hyperlink r:id="rId31">
+      <w:hyperlink r:id="rId33">
         <w:r>
           <w:rPr>
             <w:rStyle w:val="Hyperlink"/>
@@ -749,7 +803,7 @@
           <w:numId w:val="1003"/>
         </w:numPr>
       </w:pPr>
-      <w:hyperlink r:id="rId32">
+      <w:hyperlink r:id="rId34">
         <w:r>
           <w:rPr>
             <w:rStyle w:val="Hyperlink"/>
@@ -772,7 +826,7 @@
           <w:numId w:val="1003"/>
         </w:numPr>
       </w:pPr>
-      <w:hyperlink r:id="rId33">
+      <w:hyperlink r:id="rId35">
         <w:r>
           <w:rPr>
             <w:rStyle w:val="Hyperlink"/>
@@ -795,7 +849,7 @@
           <w:numId w:val="1003"/>
         </w:numPr>
       </w:pPr>
-      <w:hyperlink r:id="rId34">
+      <w:hyperlink r:id="rId36">
         <w:r>
           <w:rPr>
             <w:rStyle w:val="Hyperlink"/>
@@ -815,7 +869,7 @@
           <w:numId w:val="1003"/>
         </w:numPr>
       </w:pPr>
-      <w:hyperlink r:id="rId35">
+      <w:hyperlink r:id="rId37">
         <w:r>
           <w:rPr>
             <w:rStyle w:val="Hyperlink"/>
@@ -841,7 +895,7 @@
       <w:r>
         <w:t xml:space="preserve"> </w:t>
       </w:r>
-      <w:hyperlink r:id="rId36">
+      <w:hyperlink r:id="rId38">
         <w:r>
           <w:rPr>
             <w:rStyle w:val="Hyperlink"/>
@@ -861,7 +915,7 @@
       <w:r>
         <w:t xml:space="preserve"> </w:t>
       </w:r>
-      <w:hyperlink r:id="rId37">
+      <w:hyperlink r:id="rId39">
         <w:r>
           <w:rPr>
             <w:rStyle w:val="Hyperlink"/>
@@ -876,8 +930,8 @@
         <w:t xml:space="preserve">before you submit.</w:t>
       </w:r>
     </w:p>
-    <w:bookmarkEnd w:id="38"/>
-    <w:bookmarkStart w:id="45" w:name="words"/>
+    <w:bookmarkEnd w:id="40"/>
+    <w:bookmarkStart w:id="47" w:name="words"/>
     <w:p>
       <w:pPr>
         <w:pStyle w:val="Heading2"/>
@@ -894,7 +948,7 @@
           <w:numId w:val="1004"/>
         </w:numPr>
       </w:pPr>
-      <w:hyperlink r:id="rId39">
+      <w:hyperlink r:id="rId41">
         <w:r>
           <w:rPr>
             <w:rStyle w:val="Hyperlink"/>
@@ -917,7 +971,7 @@
           <w:numId w:val="1004"/>
         </w:numPr>
       </w:pPr>
-      <w:hyperlink r:id="rId40">
+      <w:hyperlink r:id="rId42">
         <w:r>
           <w:rPr>
             <w:rStyle w:val="Hyperlink"/>
@@ -937,7 +991,7 @@
           <w:numId w:val="1004"/>
         </w:numPr>
       </w:pPr>
-      <w:hyperlink r:id="rId41">
+      <w:hyperlink r:id="rId43">
         <w:r>
           <w:rPr>
             <w:rStyle w:val="Hyperlink"/>
@@ -957,7 +1011,7 @@
           <w:numId w:val="1004"/>
         </w:numPr>
       </w:pPr>
-      <w:hyperlink r:id="rId42">
+      <w:hyperlink r:id="rId44">
         <w:r>
           <w:rPr>
             <w:rStyle w:val="Hyperlink"/>
@@ -992,7 +1046,7 @@
           <w:numId w:val="1004"/>
         </w:numPr>
       </w:pPr>
-      <w:hyperlink r:id="rId43">
+      <w:hyperlink r:id="rId45">
         <w:r>
           <w:rPr>
             <w:rStyle w:val="Hyperlink"/>
@@ -1012,7 +1066,7 @@
           <w:numId w:val="1004"/>
         </w:numPr>
       </w:pPr>
-      <w:hyperlink r:id="rId44">
+      <w:hyperlink r:id="rId46">
         <w:r>
           <w:rPr>
             <w:rStyle w:val="Hyperlink"/>
@@ -1027,8 +1081,8 @@
         <w:t xml:space="preserve">that mark machine-drafted prose.</w:t>
       </w:r>
     </w:p>
-    <w:bookmarkEnd w:id="45"/>
-    <w:bookmarkStart w:id="60" w:name="writing-for-every-reader"/>
+    <w:bookmarkEnd w:id="47"/>
+    <w:bookmarkStart w:id="62" w:name="writing-for-every-reader"/>
     <w:p>
       <w:pPr>
         <w:pStyle w:val="Heading2"/>
@@ -1045,7 +1099,7 @@
           <w:numId w:val="1005"/>
         </w:numPr>
       </w:pPr>
-      <w:hyperlink r:id="rId46">
+      <w:hyperlink r:id="rId48">
         <w:r>
           <w:rPr>
             <w:rStyle w:val="Hyperlink"/>
@@ -1065,7 +1119,7 @@
           <w:numId w:val="1005"/>
         </w:numPr>
       </w:pPr>
-      <w:hyperlink r:id="rId47">
+      <w:hyperlink r:id="rId49">
         <w:r>
           <w:rPr>
             <w:rStyle w:val="Hyperlink"/>
@@ -1085,7 +1139,7 @@
           <w:numId w:val="1005"/>
         </w:numPr>
       </w:pPr>
-      <w:hyperlink r:id="rId48">
+      <w:hyperlink r:id="rId50">
         <w:r>
           <w:rPr>
             <w:rStyle w:val="Hyperlink"/>
@@ -1132,7 +1186,7 @@
           <w:numId w:val="1005"/>
         </w:numPr>
       </w:pPr>
-      <w:hyperlink r:id="rId49">
+      <w:hyperlink r:id="rId51">
         <w:r>
           <w:rPr>
             <w:rStyle w:val="Hyperlink"/>
@@ -1152,7 +1206,7 @@
           <w:numId w:val="1005"/>
         </w:numPr>
       </w:pPr>
-      <w:hyperlink r:id="rId50">
+      <w:hyperlink r:id="rId52">
         <w:r>
           <w:rPr>
             <w:rStyle w:val="Hyperlink"/>
@@ -1172,7 +1226,7 @@
       <w:r>
         <w:t xml:space="preserve"> </w:t>
       </w:r>
-      <w:hyperlink r:id="rId51">
+      <w:hyperlink r:id="rId53">
         <w:r>
           <w:rPr>
             <w:rStyle w:val="Hyperlink"/>
@@ -1192,7 +1246,7 @@
           <w:numId w:val="1005"/>
         </w:numPr>
       </w:pPr>
-      <w:hyperlink r:id="rId52">
+      <w:hyperlink r:id="rId54">
         <w:r>
           <w:rPr>
             <w:rStyle w:val="Hyperlink"/>
@@ -1212,7 +1266,7 @@
           <w:numId w:val="1005"/>
         </w:numPr>
       </w:pPr>
-      <w:hyperlink r:id="rId53">
+      <w:hyperlink r:id="rId55">
         <w:r>
           <w:rPr>
             <w:rStyle w:val="Hyperlink"/>
@@ -1232,7 +1286,7 @@
           <w:numId w:val="1005"/>
         </w:numPr>
       </w:pPr>
-      <w:hyperlink r:id="rId54">
+      <w:hyperlink r:id="rId56">
         <w:r>
           <w:rPr>
             <w:rStyle w:val="Hyperlink"/>
@@ -1252,7 +1306,7 @@
           <w:numId w:val="1005"/>
         </w:numPr>
       </w:pPr>
-      <w:hyperlink r:id="rId55">
+      <w:hyperlink r:id="rId57">
         <w:r>
           <w:rPr>
             <w:rStyle w:val="Hyperlink"/>
@@ -1272,7 +1326,7 @@
           <w:numId w:val="1005"/>
         </w:numPr>
       </w:pPr>
-      <w:hyperlink r:id="rId56">
+      <w:hyperlink r:id="rId58">
         <w:r>
           <w:rPr>
             <w:rStyle w:val="Hyperlink"/>
@@ -1292,7 +1346,7 @@
           <w:numId w:val="1005"/>
         </w:numPr>
       </w:pPr>
-      <w:hyperlink r:id="rId57">
+      <w:hyperlink r:id="rId59">
         <w:r>
           <w:rPr>
             <w:rStyle w:val="Hyperlink"/>
@@ -1312,7 +1366,7 @@
           <w:numId w:val="1005"/>
         </w:numPr>
       </w:pPr>
-      <w:hyperlink r:id="rId58">
+      <w:hyperlink r:id="rId60">
         <w:r>
           <w:rPr>
             <w:rStyle w:val="Hyperlink"/>
@@ -1332,7 +1386,7 @@
           <w:numId w:val="1005"/>
         </w:numPr>
       </w:pPr>
-      <w:hyperlink r:id="rId59">
+      <w:hyperlink r:id="rId61">
         <w:r>
           <w:rPr>
             <w:rStyle w:val="Hyperlink"/>
@@ -1344,8 +1398,8 @@
         <w:t xml:space="preserve">.</w:t>
       </w:r>
     </w:p>
-    <w:bookmarkEnd w:id="60"/>
-    <w:bookmarkStart w:id="71" w:name="sentences"/>
+    <w:bookmarkEnd w:id="62"/>
+    <w:bookmarkStart w:id="73" w:name="sentences"/>
     <w:p>
       <w:pPr>
         <w:pStyle w:val="Heading2"/>
@@ -1362,7 +1416,7 @@
           <w:numId w:val="1006"/>
         </w:numPr>
       </w:pPr>
-      <w:hyperlink r:id="rId61">
+      <w:hyperlink r:id="rId63">
         <w:r>
           <w:rPr>
             <w:rStyle w:val="Hyperlink"/>
@@ -1406,7 +1460,7 @@
           <w:numId w:val="1006"/>
         </w:numPr>
       </w:pPr>
-      <w:hyperlink r:id="rId62">
+      <w:hyperlink r:id="rId64">
         <w:r>
           <w:rPr>
             <w:rStyle w:val="Hyperlink"/>
@@ -1474,7 +1528,7 @@
           <w:numId w:val="1006"/>
         </w:numPr>
       </w:pPr>
-      <w:hyperlink r:id="rId63">
+      <w:hyperlink r:id="rId65">
         <w:r>
           <w:rPr>
             <w:rStyle w:val="Hyperlink"/>
@@ -1542,7 +1596,7 @@
           <w:numId w:val="1006"/>
         </w:numPr>
       </w:pPr>
-      <w:hyperlink r:id="rId64">
+      <w:hyperlink r:id="rId66">
         <w:r>
           <w:rPr>
             <w:rStyle w:val="Hyperlink"/>
@@ -1562,7 +1616,7 @@
           <w:numId w:val="1006"/>
         </w:numPr>
       </w:pPr>
-      <w:hyperlink r:id="rId65">
+      <w:hyperlink r:id="rId67">
         <w:r>
           <w:rPr>
             <w:rStyle w:val="Hyperlink"/>
@@ -1582,7 +1636,7 @@
           <w:numId w:val="1006"/>
         </w:numPr>
       </w:pPr>
-      <w:hyperlink r:id="rId66">
+      <w:hyperlink r:id="rId68">
         <w:r>
           <w:rPr>
             <w:rStyle w:val="Hyperlink"/>
@@ -1602,7 +1656,7 @@
           <w:numId w:val="1006"/>
         </w:numPr>
       </w:pPr>
-      <w:hyperlink r:id="rId67">
+      <w:hyperlink r:id="rId69">
         <w:r>
           <w:rPr>
             <w:rStyle w:val="Hyperlink"/>
@@ -1622,7 +1676,7 @@
           <w:numId w:val="1006"/>
         </w:numPr>
       </w:pPr>
-      <w:hyperlink r:id="rId68">
+      <w:hyperlink r:id="rId70">
         <w:r>
           <w:rPr>
             <w:rStyle w:val="Hyperlink"/>
@@ -1642,7 +1696,7 @@
           <w:numId w:val="1006"/>
         </w:numPr>
       </w:pPr>
-      <w:hyperlink r:id="rId69">
+      <w:hyperlink r:id="rId71">
         <w:r>
           <w:rPr>
             <w:rStyle w:val="Hyperlink"/>
@@ -1662,7 +1716,7 @@
           <w:numId w:val="1006"/>
         </w:numPr>
       </w:pPr>
-      <w:hyperlink r:id="rId70">
+      <w:hyperlink r:id="rId72">
         <w:r>
           <w:rPr>
             <w:rStyle w:val="Hyperlink"/>
@@ -1674,8 +1728,8 @@
         <w:t xml:space="preserve">.</w:t>
       </w:r>
     </w:p>
-    <w:bookmarkEnd w:id="71"/>
-    <w:bookmarkStart w:id="85" w:name="teaching-materials"/>
+    <w:bookmarkEnd w:id="73"/>
+    <w:bookmarkStart w:id="87" w:name="teaching-materials"/>
     <w:p>
       <w:pPr>
         <w:pStyle w:val="Heading2"/>
@@ -1692,7 +1746,7 @@
           <w:numId w:val="1007"/>
         </w:numPr>
       </w:pPr>
-      <w:hyperlink r:id="rId72">
+      <w:hyperlink r:id="rId74">
         <w:r>
           <w:rPr>
             <w:rStyle w:val="Hyperlink"/>
@@ -1712,7 +1766,7 @@
           <w:numId w:val="1007"/>
         </w:numPr>
       </w:pPr>
-      <w:hyperlink r:id="rId73">
+      <w:hyperlink r:id="rId75">
         <w:r>
           <w:rPr>
             <w:rStyle w:val="Hyperlink"/>
@@ -1732,7 +1786,7 @@
           <w:numId w:val="1007"/>
         </w:numPr>
       </w:pPr>
-      <w:hyperlink r:id="rId74">
+      <w:hyperlink r:id="rId76">
         <w:r>
           <w:rPr>
             <w:rStyle w:val="Hyperlink"/>
@@ -1755,7 +1809,7 @@
           <w:numId w:val="1007"/>
         </w:numPr>
       </w:pPr>
-      <w:hyperlink r:id="rId75">
+      <w:hyperlink r:id="rId77">
         <w:r>
           <w:rPr>
             <w:rStyle w:val="Hyperlink"/>
@@ -1775,7 +1829,7 @@
           <w:numId w:val="1007"/>
         </w:numPr>
       </w:pPr>
-      <w:hyperlink r:id="rId76">
+      <w:hyperlink r:id="rId78">
         <w:r>
           <w:rPr>
             <w:rStyle w:val="Hyperlink"/>
@@ -1795,7 +1849,7 @@
           <w:numId w:val="1007"/>
         </w:numPr>
       </w:pPr>
-      <w:hyperlink r:id="rId77">
+      <w:hyperlink r:id="rId79">
         <w:r>
           <w:rPr>
             <w:rStyle w:val="Hyperlink"/>
@@ -1815,7 +1869,7 @@
           <w:numId w:val="1007"/>
         </w:numPr>
       </w:pPr>
-      <w:hyperlink r:id="rId78">
+      <w:hyperlink r:id="rId80">
         <w:r>
           <w:rPr>
             <w:rStyle w:val="Hyperlink"/>
@@ -1835,7 +1889,7 @@
           <w:numId w:val="1007"/>
         </w:numPr>
       </w:pPr>
-      <w:hyperlink r:id="rId79">
+      <w:hyperlink r:id="rId81">
         <w:r>
           <w:rPr>
             <w:rStyle w:val="Hyperlink"/>
@@ -1855,7 +1909,7 @@
           <w:numId w:val="1007"/>
         </w:numPr>
       </w:pPr>
-      <w:hyperlink r:id="rId80">
+      <w:hyperlink r:id="rId82">
         <w:r>
           <w:rPr>
             <w:rStyle w:val="Hyperlink"/>
@@ -1875,7 +1929,7 @@
           <w:numId w:val="1007"/>
         </w:numPr>
       </w:pPr>
-      <w:hyperlink r:id="rId81">
+      <w:hyperlink r:id="rId83">
         <w:r>
           <w:rPr>
             <w:rStyle w:val="Hyperlink"/>
@@ -1898,7 +1952,7 @@
           <w:numId w:val="1007"/>
         </w:numPr>
       </w:pPr>
-      <w:hyperlink r:id="rId82">
+      <w:hyperlink r:id="rId84">
         <w:r>
           <w:rPr>
             <w:rStyle w:val="Hyperlink"/>
@@ -1918,7 +1972,7 @@
           <w:numId w:val="1007"/>
         </w:numPr>
       </w:pPr>
-      <w:hyperlink r:id="rId83">
+      <w:hyperlink r:id="rId85">
         <w:r>
           <w:rPr>
             <w:rStyle w:val="Hyperlink"/>
@@ -1938,7 +1992,7 @@
           <w:numId w:val="1007"/>
         </w:numPr>
       </w:pPr>
-      <w:hyperlink r:id="rId84">
+      <w:hyperlink r:id="rId86">
         <w:r>
           <w:rPr>
             <w:rStyle w:val="Hyperlink"/>
@@ -1965,7 +2019,7 @@
         <w:t xml:space="preserve">callout, not in running prose.</w:t>
       </w:r>
     </w:p>
-    <w:bookmarkEnd w:id="85"/>
+    <w:bookmarkEnd w:id="87"/>
     <w:sectPr>
       <w:footnotePr>
         <w:numRestart w:val="eachSect"/>
